--- a/habsm-9840-MAK-THKA/HABSM-2601-FL-forTransmission.docx
+++ b/habsm-9840-MAK-THKA/HABSM-2601-FL-forTransmission.docx
@@ -192,7 +192,7 @@
           <w:szCs w:val="20"/>
           <w:u w:val="none"/>
         </w:rPr>
-        <w:t>May 18, 2026</w:t>
+        <w:t>May 29, 2026</w:t>
       </w:r>
       <w:r>
         <w:rPr>
@@ -457,7 +457,7 @@
           <w:szCs w:val="20"/>
           <w:u w:val="none"/>
         </w:rPr>
-        <w:t>Transmission of =13775= Shares and Unclaimed Dividends held by Late Mohammad Ayub Khan</w:t>
+        <w:t>Transmission of =13,775= Shares and Unclaimed Dividends held by Late Mohammad Ayub Khan</w:t>
       </w:r>
       <w:r>
         <w:rPr>
@@ -542,7 +542,7 @@
         <w:pStyle w:val="Default"/>
         <w:numPr>
           <w:ilvl w:val="0"/>
-          <w:numId w:val="3"/>
+          <w:numId w:val="2"/>
         </w:numPr>
         <w:tabs>
           <w:tab w:val="clear" w:pos="709"/>
@@ -905,7 +905,7 @@
               <w:pStyle w:val="TableContents"/>
               <w:numPr>
                 <w:ilvl w:val="0"/>
-                <w:numId w:val="5"/>
+                <w:numId w:val="4"/>
               </w:numPr>
               <w:jc w:val="start"/>
               <w:rPr>
@@ -1275,7 +1275,7 @@
         <w:pStyle w:val="Default"/>
         <w:numPr>
           <w:ilvl w:val="0"/>
-          <w:numId w:val="4"/>
+          <w:numId w:val="3"/>
         </w:numPr>
         <w:tabs>
           <w:tab w:val="clear" w:pos="709"/>
@@ -1312,7 +1312,7 @@
         <w:pStyle w:val="Default"/>
         <w:numPr>
           <w:ilvl w:val="0"/>
-          <w:numId w:val="4"/>
+          <w:numId w:val="3"/>
         </w:numPr>
         <w:tabs>
           <w:tab w:val="clear" w:pos="709"/>
@@ -1349,7 +1349,7 @@
         <w:pStyle w:val="Default"/>
         <w:numPr>
           <w:ilvl w:val="0"/>
-          <w:numId w:val="4"/>
+          <w:numId w:val="3"/>
         </w:numPr>
         <w:tabs>
           <w:tab w:val="clear" w:pos="709"/>
@@ -1378,7 +1378,7 @@
           <w:szCs w:val="20"/>
           <w:u w:val="none"/>
         </w:rPr>
-        <w:t>Notarized copies of CNIC of the 2 persons witnessing the Letter of Indemnity.</w:t>
+        <w:t>Notarized copies of CNIC of the 2 persons witnessing the Letter of Indemnity;</w:t>
       </w:r>
     </w:p>
     <w:p>
@@ -1386,7 +1386,7 @@
         <w:pStyle w:val="Default"/>
         <w:numPr>
           <w:ilvl w:val="0"/>
-          <w:numId w:val="4"/>
+          <w:numId w:val="3"/>
         </w:numPr>
         <w:tabs>
           <w:tab w:val="clear" w:pos="709"/>
@@ -1423,7 +1423,7 @@
         <w:pStyle w:val="Default"/>
         <w:numPr>
           <w:ilvl w:val="1"/>
-          <w:numId w:val="4"/>
+          <w:numId w:val="3"/>
         </w:numPr>
         <w:tabs>
           <w:tab w:val="clear" w:pos="709"/>
@@ -1453,6 +1453,30 @@
           <w:u w:val="none"/>
         </w:rPr>
         <w:t>Urdu:</w:t>
+      </w:r>
+      <w:r>
+        <w:rPr>
+          <w:b w:val="false"/>
+          <w:strike w:val="false"/>
+          <w:dstrike w:val="false"/>
+          <w:color w:val="auto"/>
+          <w:sz w:val="20"/>
+          <w:szCs w:val="20"/>
+          <w:u w:val="none"/>
+        </w:rPr>
+        <w:t xml:space="preserve"> </w:t>
+      </w:r>
+      <w:r>
+        <w:rPr>
+          <w:b w:val="false"/>
+          <w:strike w:val="false"/>
+          <w:dstrike w:val="false"/>
+          <w:color w:val="auto"/>
+          <w:sz w:val="20"/>
+          <w:szCs w:val="20"/>
+          <w:u w:val="none"/>
+        </w:rPr>
+        <w:t>Express News, page number 4, column number 3;</w:t>
       </w:r>
     </w:p>
     <w:p>
@@ -1460,7 +1484,7 @@
         <w:pStyle w:val="Default"/>
         <w:numPr>
           <w:ilvl w:val="1"/>
-          <w:numId w:val="4"/>
+          <w:numId w:val="3"/>
         </w:numPr>
         <w:tabs>
           <w:tab w:val="clear" w:pos="709"/>
@@ -1490,6 +1514,30 @@
           <w:u w:val="none"/>
         </w:rPr>
         <w:t>English:</w:t>
+      </w:r>
+      <w:r>
+        <w:rPr>
+          <w:b w:val="false"/>
+          <w:strike w:val="false"/>
+          <w:dstrike w:val="false"/>
+          <w:color w:val="auto"/>
+          <w:sz w:val="20"/>
+          <w:szCs w:val="20"/>
+          <w:u w:val="none"/>
+        </w:rPr>
+        <w:t xml:space="preserve"> </w:t>
+      </w:r>
+      <w:r>
+        <w:rPr>
+          <w:b w:val="false"/>
+          <w:strike w:val="false"/>
+          <w:dstrike w:val="false"/>
+          <w:color w:val="auto"/>
+          <w:sz w:val="20"/>
+          <w:szCs w:val="20"/>
+          <w:u w:val="none"/>
+        </w:rPr>
+        <w:t>The Nation page number 4, column number 2.</w:t>
       </w:r>
     </w:p>
     <w:p>
@@ -2097,39 +2145,7 @@
                   </w:rPr>
                 </w:pPr>
                 <w:r>
-                  <w:rPr>
-                    <w:sz w:val="18"/>
-                    <w:szCs w:val="18"/>
-                  </w:rPr>
-                  <w:fldChar w:fldCharType="begin"/>
-                </w:r>
-                <w:r>
-                  <w:rPr>
-                    <w:sz w:val="18"/>
-                    <w:szCs w:val="18"/>
-                  </w:rPr>
-                  <w:instrText xml:space="preserve"> DOCPROPERTY "Reference"</w:instrText>
-                </w:r>
-                <w:r>
-                  <w:rPr>
-                    <w:sz w:val="18"/>
-                    <w:szCs w:val="18"/>
-                  </w:rPr>
-                  <w:fldChar w:fldCharType="separate"/>
-                </w:r>
-                <w:r>
-                  <w:rPr>
-                    <w:sz w:val="18"/>
-                    <w:szCs w:val="18"/>
-                  </w:rPr>
-                  <w:t>2601</w:t>
-                </w:r>
-                <w:r>
-                  <w:rPr>
-                    <w:sz w:val="18"/>
-                    <w:szCs w:val="18"/>
-                  </w:rPr>
-                  <w:fldChar w:fldCharType="end"/>
+                  <w:rPr/>
                 </w:r>
               </w:p>
             </w:tc>
@@ -2149,88 +2165,7 @@
                   </w:rPr>
                 </w:pPr>
                 <w:r>
-                  <w:rPr>
-                    <w:sz w:val="18"/>
-                    <w:szCs w:val="18"/>
-                  </w:rPr>
-                  <w:t xml:space="preserve">Page </w:t>
-                </w:r>
-                <w:r>
-                  <w:rPr>
-                    <w:sz w:val="18"/>
-                    <w:szCs w:val="18"/>
-                  </w:rPr>
-                  <w:fldChar w:fldCharType="begin"/>
-                </w:r>
-                <w:r>
-                  <w:rPr>
-                    <w:sz w:val="18"/>
-                    <w:szCs w:val="18"/>
-                  </w:rPr>
-                  <w:instrText xml:space="preserve"> PAGE </w:instrText>
-                </w:r>
-                <w:r>
-                  <w:rPr>
-                    <w:sz w:val="18"/>
-                    <w:szCs w:val="18"/>
-                  </w:rPr>
-                  <w:fldChar w:fldCharType="separate"/>
-                </w:r>
-                <w:r>
-                  <w:rPr>
-                    <w:sz w:val="18"/>
-                    <w:szCs w:val="18"/>
-                  </w:rPr>
-                  <w:t>1</w:t>
-                </w:r>
-                <w:r>
-                  <w:rPr>
-                    <w:sz w:val="18"/>
-                    <w:szCs w:val="18"/>
-                  </w:rPr>
-                  <w:fldChar w:fldCharType="end"/>
-                </w:r>
-                <w:r>
-                  <w:rPr>
-                    <w:sz w:val="18"/>
-                    <w:szCs w:val="18"/>
-                  </w:rPr>
-                  <w:t xml:space="preserve"> of </w:t>
-                </w:r>
-                <w:r>
-                  <w:rPr>
-                    <w:sz w:val="18"/>
-                    <w:szCs w:val="18"/>
-                  </w:rPr>
-                  <w:fldChar w:fldCharType="begin"/>
-                </w:r>
-                <w:r>
-                  <w:rPr>
-                    <w:sz w:val="18"/>
-                    <w:szCs w:val="18"/>
-                  </w:rPr>
-                  <w:instrText xml:space="preserve"> NUMPAGES </w:instrText>
-                </w:r>
-                <w:r>
-                  <w:rPr>
-                    <w:sz w:val="18"/>
-                    <w:szCs w:val="18"/>
-                  </w:rPr>
-                  <w:fldChar w:fldCharType="separate"/>
-                </w:r>
-                <w:r>
-                  <w:rPr>
-                    <w:sz w:val="18"/>
-                    <w:szCs w:val="18"/>
-                  </w:rPr>
-                  <w:t>1</w:t>
-                </w:r>
-                <w:r>
-                  <w:rPr>
-                    <w:sz w:val="18"/>
-                    <w:szCs w:val="18"/>
-                  </w:rPr>
-                  <w:fldChar w:fldCharType="end"/>
+                  <w:rPr/>
                 </w:r>
               </w:p>
             </w:tc>
@@ -2365,39 +2300,7 @@
                   </w:rPr>
                 </w:pPr>
                 <w:r>
-                  <w:rPr>
-                    <w:sz w:val="18"/>
-                    <w:szCs w:val="18"/>
-                  </w:rPr>
-                  <w:fldChar w:fldCharType="begin"/>
-                </w:r>
-                <w:r>
-                  <w:rPr>
-                    <w:sz w:val="18"/>
-                    <w:szCs w:val="18"/>
-                  </w:rPr>
-                  <w:instrText xml:space="preserve"> DOCPROPERTY "Reference"</w:instrText>
-                </w:r>
-                <w:r>
-                  <w:rPr>
-                    <w:sz w:val="18"/>
-                    <w:szCs w:val="18"/>
-                  </w:rPr>
-                  <w:fldChar w:fldCharType="separate"/>
-                </w:r>
-                <w:r>
-                  <w:rPr>
-                    <w:sz w:val="18"/>
-                    <w:szCs w:val="18"/>
-                  </w:rPr>
-                  <w:t>2601</w:t>
-                </w:r>
-                <w:r>
-                  <w:rPr>
-                    <w:sz w:val="18"/>
-                    <w:szCs w:val="18"/>
-                  </w:rPr>
-                  <w:fldChar w:fldCharType="end"/>
+                  <w:rPr/>
                 </w:r>
               </w:p>
             </w:tc>
@@ -2417,88 +2320,7 @@
                   </w:rPr>
                 </w:pPr>
                 <w:r>
-                  <w:rPr>
-                    <w:sz w:val="18"/>
-                    <w:szCs w:val="18"/>
-                  </w:rPr>
-                  <w:t xml:space="preserve">Page </w:t>
-                </w:r>
-                <w:r>
-                  <w:rPr>
-                    <w:sz w:val="18"/>
-                    <w:szCs w:val="18"/>
-                  </w:rPr>
-                  <w:fldChar w:fldCharType="begin"/>
-                </w:r>
-                <w:r>
-                  <w:rPr>
-                    <w:sz w:val="18"/>
-                    <w:szCs w:val="18"/>
-                  </w:rPr>
-                  <w:instrText xml:space="preserve"> PAGE </w:instrText>
-                </w:r>
-                <w:r>
-                  <w:rPr>
-                    <w:sz w:val="18"/>
-                    <w:szCs w:val="18"/>
-                  </w:rPr>
-                  <w:fldChar w:fldCharType="separate"/>
-                </w:r>
-                <w:r>
-                  <w:rPr>
-                    <w:sz w:val="18"/>
-                    <w:szCs w:val="18"/>
-                  </w:rPr>
-                  <w:t>1</w:t>
-                </w:r>
-                <w:r>
-                  <w:rPr>
-                    <w:sz w:val="18"/>
-                    <w:szCs w:val="18"/>
-                  </w:rPr>
-                  <w:fldChar w:fldCharType="end"/>
-                </w:r>
-                <w:r>
-                  <w:rPr>
-                    <w:sz w:val="18"/>
-                    <w:szCs w:val="18"/>
-                  </w:rPr>
-                  <w:t xml:space="preserve"> of </w:t>
-                </w:r>
-                <w:r>
-                  <w:rPr>
-                    <w:sz w:val="18"/>
-                    <w:szCs w:val="18"/>
-                  </w:rPr>
-                  <w:fldChar w:fldCharType="begin"/>
-                </w:r>
-                <w:r>
-                  <w:rPr>
-                    <w:sz w:val="18"/>
-                    <w:szCs w:val="18"/>
-                  </w:rPr>
-                  <w:instrText xml:space="preserve"> NUMPAGES </w:instrText>
-                </w:r>
-                <w:r>
-                  <w:rPr>
-                    <w:sz w:val="18"/>
-                    <w:szCs w:val="18"/>
-                  </w:rPr>
-                  <w:fldChar w:fldCharType="separate"/>
-                </w:r>
-                <w:r>
-                  <w:rPr>
-                    <w:sz w:val="18"/>
-                    <w:szCs w:val="18"/>
-                  </w:rPr>
-                  <w:t>1</w:t>
-                </w:r>
-                <w:r>
-                  <w:rPr>
-                    <w:sz w:val="18"/>
-                    <w:szCs w:val="18"/>
-                  </w:rPr>
-                  <w:fldChar w:fldCharType="end"/>
+                  <w:rPr/>
                 </w:r>
               </w:p>
             </w:tc>
@@ -2546,7 +2368,7 @@
       <w:start w:val="1"/>
       <w:numFmt w:val="none"/>
       <w:suff w:val="nothing"/>
-      <w:lvlText w:val=""/>
+      <w:lvlText w:val="%1"/>
       <w:lvlJc w:val="start"/>
       <w:pPr>
         <w:tabs>
@@ -2554,8 +2376,480 @@
         </w:tabs>
         <w:ind w:start="0" w:hanging="0"/>
       </w:pPr>
+      <w:rPr/>
     </w:lvl>
     <w:lvl w:ilvl="1">
+      <w:start w:val="1"/>
+      <w:numFmt w:val="none"/>
+      <w:suff w:val="nothing"/>
+      <w:lvlText w:val="%2"/>
+      <w:lvlJc w:val="start"/>
+      <w:pPr>
+        <w:tabs>
+          <w:tab w:val="num" w:pos="0"/>
+        </w:tabs>
+        <w:ind w:start="0" w:hanging="0"/>
+      </w:pPr>
+      <w:rPr/>
+    </w:lvl>
+    <w:lvl w:ilvl="2">
+      <w:start w:val="1"/>
+      <w:numFmt w:val="none"/>
+      <w:suff w:val="nothing"/>
+      <w:lvlText w:val="%3"/>
+      <w:lvlJc w:val="start"/>
+      <w:pPr>
+        <w:tabs>
+          <w:tab w:val="num" w:pos="0"/>
+        </w:tabs>
+        <w:ind w:start="0" w:hanging="0"/>
+      </w:pPr>
+      <w:rPr/>
+    </w:lvl>
+    <w:lvl w:ilvl="3">
+      <w:start w:val="1"/>
+      <w:numFmt w:val="none"/>
+      <w:suff w:val="nothing"/>
+      <w:lvlText w:val="%4"/>
+      <w:lvlJc w:val="start"/>
+      <w:pPr>
+        <w:tabs>
+          <w:tab w:val="num" w:pos="0"/>
+        </w:tabs>
+        <w:ind w:start="0" w:hanging="0"/>
+      </w:pPr>
+      <w:rPr/>
+    </w:lvl>
+    <w:lvl w:ilvl="4">
+      <w:start w:val="1"/>
+      <w:numFmt w:val="none"/>
+      <w:suff w:val="nothing"/>
+      <w:lvlText w:val="%5"/>
+      <w:lvlJc w:val="start"/>
+      <w:pPr>
+        <w:tabs>
+          <w:tab w:val="num" w:pos="0"/>
+        </w:tabs>
+        <w:ind w:start="0" w:hanging="0"/>
+      </w:pPr>
+      <w:rPr/>
+    </w:lvl>
+    <w:lvl w:ilvl="5">
+      <w:start w:val="1"/>
+      <w:numFmt w:val="none"/>
+      <w:suff w:val="nothing"/>
+      <w:lvlText w:val="%6"/>
+      <w:lvlJc w:val="start"/>
+      <w:pPr>
+        <w:tabs>
+          <w:tab w:val="num" w:pos="0"/>
+        </w:tabs>
+        <w:ind w:start="0" w:hanging="0"/>
+      </w:pPr>
+      <w:rPr/>
+    </w:lvl>
+    <w:lvl w:ilvl="6">
+      <w:start w:val="1"/>
+      <w:numFmt w:val="none"/>
+      <w:suff w:val="nothing"/>
+      <w:lvlText w:val="%7"/>
+      <w:lvlJc w:val="start"/>
+      <w:pPr>
+        <w:tabs>
+          <w:tab w:val="num" w:pos="0"/>
+        </w:tabs>
+        <w:ind w:start="0" w:hanging="0"/>
+      </w:pPr>
+      <w:rPr/>
+    </w:lvl>
+    <w:lvl w:ilvl="7">
+      <w:start w:val="1"/>
+      <w:numFmt w:val="none"/>
+      <w:suff w:val="nothing"/>
+      <w:lvlText w:val="%8"/>
+      <w:lvlJc w:val="start"/>
+      <w:pPr>
+        <w:tabs>
+          <w:tab w:val="num" w:pos="0"/>
+        </w:tabs>
+        <w:ind w:start="0" w:hanging="0"/>
+      </w:pPr>
+      <w:rPr/>
+    </w:lvl>
+    <w:lvl w:ilvl="8">
+      <w:start w:val="1"/>
+      <w:numFmt w:val="none"/>
+      <w:suff w:val="nothing"/>
+      <w:lvlText w:val="%9"/>
+      <w:lvlJc w:val="start"/>
+      <w:pPr>
+        <w:tabs>
+          <w:tab w:val="num" w:pos="0"/>
+        </w:tabs>
+        <w:ind w:start="0" w:hanging="0"/>
+      </w:pPr>
+      <w:rPr/>
+    </w:lvl>
+  </w:abstractNum>
+  <w:abstractNum w:abstractNumId="2">
+    <w:lvl w:ilvl="0">
+      <w:start w:val="1"/>
+      <w:numFmt w:val="decimal"/>
+      <w:lvlText w:val="%1."/>
+      <w:lvlJc w:val="start"/>
+      <w:pPr>
+        <w:tabs>
+          <w:tab w:val="num" w:pos="720"/>
+        </w:tabs>
+        <w:ind w:start="720" w:hanging="360"/>
+      </w:pPr>
+      <w:rPr/>
+    </w:lvl>
+    <w:lvl w:ilvl="1">
+      <w:start w:val="1"/>
+      <w:numFmt w:val="decimal"/>
+      <w:lvlText w:val="%2."/>
+      <w:lvlJc w:val="start"/>
+      <w:pPr>
+        <w:tabs>
+          <w:tab w:val="num" w:pos="1080"/>
+        </w:tabs>
+        <w:ind w:start="1080" w:hanging="360"/>
+      </w:pPr>
+      <w:rPr/>
+    </w:lvl>
+    <w:lvl w:ilvl="2">
+      <w:start w:val="1"/>
+      <w:numFmt w:val="decimal"/>
+      <w:lvlText w:val="%3."/>
+      <w:lvlJc w:val="start"/>
+      <w:pPr>
+        <w:tabs>
+          <w:tab w:val="num" w:pos="1440"/>
+        </w:tabs>
+        <w:ind w:start="1440" w:hanging="360"/>
+      </w:pPr>
+      <w:rPr/>
+    </w:lvl>
+    <w:lvl w:ilvl="3">
+      <w:start w:val="1"/>
+      <w:numFmt w:val="decimal"/>
+      <w:lvlText w:val="%4."/>
+      <w:lvlJc w:val="start"/>
+      <w:pPr>
+        <w:tabs>
+          <w:tab w:val="num" w:pos="1800"/>
+        </w:tabs>
+        <w:ind w:start="1800" w:hanging="360"/>
+      </w:pPr>
+      <w:rPr/>
+    </w:lvl>
+    <w:lvl w:ilvl="4">
+      <w:start w:val="1"/>
+      <w:numFmt w:val="decimal"/>
+      <w:lvlText w:val="%5."/>
+      <w:lvlJc w:val="start"/>
+      <w:pPr>
+        <w:tabs>
+          <w:tab w:val="num" w:pos="2160"/>
+        </w:tabs>
+        <w:ind w:start="2160" w:hanging="360"/>
+      </w:pPr>
+      <w:rPr/>
+    </w:lvl>
+    <w:lvl w:ilvl="5">
+      <w:start w:val="1"/>
+      <w:numFmt w:val="decimal"/>
+      <w:lvlText w:val="%6."/>
+      <w:lvlJc w:val="start"/>
+      <w:pPr>
+        <w:tabs>
+          <w:tab w:val="num" w:pos="2520"/>
+        </w:tabs>
+        <w:ind w:start="2520" w:hanging="360"/>
+      </w:pPr>
+      <w:rPr/>
+    </w:lvl>
+    <w:lvl w:ilvl="6">
+      <w:start w:val="1"/>
+      <w:numFmt w:val="decimal"/>
+      <w:lvlText w:val="%7."/>
+      <w:lvlJc w:val="start"/>
+      <w:pPr>
+        <w:tabs>
+          <w:tab w:val="num" w:pos="2880"/>
+        </w:tabs>
+        <w:ind w:start="2880" w:hanging="360"/>
+      </w:pPr>
+      <w:rPr/>
+    </w:lvl>
+    <w:lvl w:ilvl="7">
+      <w:start w:val="1"/>
+      <w:numFmt w:val="decimal"/>
+      <w:lvlText w:val="%8."/>
+      <w:lvlJc w:val="start"/>
+      <w:pPr>
+        <w:tabs>
+          <w:tab w:val="num" w:pos="3240"/>
+        </w:tabs>
+        <w:ind w:start="3240" w:hanging="360"/>
+      </w:pPr>
+      <w:rPr/>
+    </w:lvl>
+    <w:lvl w:ilvl="8">
+      <w:start w:val="1"/>
+      <w:numFmt w:val="decimal"/>
+      <w:lvlText w:val="%9."/>
+      <w:lvlJc w:val="start"/>
+      <w:pPr>
+        <w:tabs>
+          <w:tab w:val="num" w:pos="3600"/>
+        </w:tabs>
+        <w:ind w:start="3600" w:hanging="360"/>
+      </w:pPr>
+      <w:rPr/>
+    </w:lvl>
+  </w:abstractNum>
+  <w:abstractNum w:abstractNumId="3">
+    <w:lvl w:ilvl="0">
+      <w:start w:val="1"/>
+      <w:numFmt w:val="decimal"/>
+      <w:lvlText w:val="%1."/>
+      <w:lvlJc w:val="start"/>
+      <w:pPr>
+        <w:tabs>
+          <w:tab w:val="num" w:pos="720"/>
+        </w:tabs>
+        <w:ind w:start="720" w:hanging="360"/>
+      </w:pPr>
+      <w:rPr/>
+    </w:lvl>
+    <w:lvl w:ilvl="1">
+      <w:start w:val="1"/>
+      <w:numFmt w:val="decimal"/>
+      <w:lvlText w:val="%2."/>
+      <w:lvlJc w:val="start"/>
+      <w:pPr>
+        <w:tabs>
+          <w:tab w:val="num" w:pos="1080"/>
+        </w:tabs>
+        <w:ind w:start="1080" w:hanging="360"/>
+      </w:pPr>
+      <w:rPr/>
+    </w:lvl>
+    <w:lvl w:ilvl="2">
+      <w:start w:val="1"/>
+      <w:numFmt w:val="decimal"/>
+      <w:lvlText w:val="%3."/>
+      <w:lvlJc w:val="start"/>
+      <w:pPr>
+        <w:tabs>
+          <w:tab w:val="num" w:pos="1440"/>
+        </w:tabs>
+        <w:ind w:start="1440" w:hanging="360"/>
+      </w:pPr>
+      <w:rPr/>
+    </w:lvl>
+    <w:lvl w:ilvl="3">
+      <w:start w:val="1"/>
+      <w:numFmt w:val="decimal"/>
+      <w:lvlText w:val="%4."/>
+      <w:lvlJc w:val="start"/>
+      <w:pPr>
+        <w:tabs>
+          <w:tab w:val="num" w:pos="1800"/>
+        </w:tabs>
+        <w:ind w:start="1800" w:hanging="360"/>
+      </w:pPr>
+      <w:rPr/>
+    </w:lvl>
+    <w:lvl w:ilvl="4">
+      <w:start w:val="1"/>
+      <w:numFmt w:val="decimal"/>
+      <w:lvlText w:val="%5."/>
+      <w:lvlJc w:val="start"/>
+      <w:pPr>
+        <w:tabs>
+          <w:tab w:val="num" w:pos="2160"/>
+        </w:tabs>
+        <w:ind w:start="2160" w:hanging="360"/>
+      </w:pPr>
+      <w:rPr/>
+    </w:lvl>
+    <w:lvl w:ilvl="5">
+      <w:start w:val="1"/>
+      <w:numFmt w:val="decimal"/>
+      <w:lvlText w:val="%6."/>
+      <w:lvlJc w:val="start"/>
+      <w:pPr>
+        <w:tabs>
+          <w:tab w:val="num" w:pos="2520"/>
+        </w:tabs>
+        <w:ind w:start="2520" w:hanging="360"/>
+      </w:pPr>
+      <w:rPr/>
+    </w:lvl>
+    <w:lvl w:ilvl="6">
+      <w:start w:val="1"/>
+      <w:numFmt w:val="decimal"/>
+      <w:lvlText w:val="%7."/>
+      <w:lvlJc w:val="start"/>
+      <w:pPr>
+        <w:tabs>
+          <w:tab w:val="num" w:pos="2880"/>
+        </w:tabs>
+        <w:ind w:start="2880" w:hanging="360"/>
+      </w:pPr>
+      <w:rPr/>
+    </w:lvl>
+    <w:lvl w:ilvl="7">
+      <w:start w:val="1"/>
+      <w:numFmt w:val="decimal"/>
+      <w:lvlText w:val="%8."/>
+      <w:lvlJc w:val="start"/>
+      <w:pPr>
+        <w:tabs>
+          <w:tab w:val="num" w:pos="3240"/>
+        </w:tabs>
+        <w:ind w:start="3240" w:hanging="360"/>
+      </w:pPr>
+      <w:rPr/>
+    </w:lvl>
+    <w:lvl w:ilvl="8">
+      <w:start w:val="1"/>
+      <w:numFmt w:val="decimal"/>
+      <w:lvlText w:val="%9."/>
+      <w:lvlJc w:val="start"/>
+      <w:pPr>
+        <w:tabs>
+          <w:tab w:val="num" w:pos="3600"/>
+        </w:tabs>
+        <w:ind w:start="3600" w:hanging="360"/>
+      </w:pPr>
+      <w:rPr/>
+    </w:lvl>
+  </w:abstractNum>
+  <w:abstractNum w:abstractNumId="4">
+    <w:lvl w:ilvl="0">
+      <w:start w:val="1"/>
+      <w:numFmt w:val="decimal"/>
+      <w:lvlText w:val="%1."/>
+      <w:lvlJc w:val="start"/>
+      <w:pPr>
+        <w:tabs>
+          <w:tab w:val="num" w:pos="720"/>
+        </w:tabs>
+        <w:ind w:start="720" w:hanging="360"/>
+      </w:pPr>
+      <w:rPr/>
+    </w:lvl>
+    <w:lvl w:ilvl="1">
+      <w:start w:val="1"/>
+      <w:numFmt w:val="decimal"/>
+      <w:lvlText w:val="%2."/>
+      <w:lvlJc w:val="start"/>
+      <w:pPr>
+        <w:tabs>
+          <w:tab w:val="num" w:pos="1080"/>
+        </w:tabs>
+        <w:ind w:start="1080" w:hanging="360"/>
+      </w:pPr>
+      <w:rPr/>
+    </w:lvl>
+    <w:lvl w:ilvl="2">
+      <w:start w:val="1"/>
+      <w:numFmt w:val="decimal"/>
+      <w:lvlText w:val="%3."/>
+      <w:lvlJc w:val="start"/>
+      <w:pPr>
+        <w:tabs>
+          <w:tab w:val="num" w:pos="1440"/>
+        </w:tabs>
+        <w:ind w:start="1440" w:hanging="360"/>
+      </w:pPr>
+      <w:rPr/>
+    </w:lvl>
+    <w:lvl w:ilvl="3">
+      <w:start w:val="1"/>
+      <w:numFmt w:val="decimal"/>
+      <w:lvlText w:val="%4."/>
+      <w:lvlJc w:val="start"/>
+      <w:pPr>
+        <w:tabs>
+          <w:tab w:val="num" w:pos="1800"/>
+        </w:tabs>
+        <w:ind w:start="1800" w:hanging="360"/>
+      </w:pPr>
+      <w:rPr/>
+    </w:lvl>
+    <w:lvl w:ilvl="4">
+      <w:start w:val="1"/>
+      <w:numFmt w:val="decimal"/>
+      <w:lvlText w:val="%5."/>
+      <w:lvlJc w:val="start"/>
+      <w:pPr>
+        <w:tabs>
+          <w:tab w:val="num" w:pos="2160"/>
+        </w:tabs>
+        <w:ind w:start="2160" w:hanging="360"/>
+      </w:pPr>
+      <w:rPr/>
+    </w:lvl>
+    <w:lvl w:ilvl="5">
+      <w:start w:val="1"/>
+      <w:numFmt w:val="decimal"/>
+      <w:lvlText w:val="%6."/>
+      <w:lvlJc w:val="start"/>
+      <w:pPr>
+        <w:tabs>
+          <w:tab w:val="num" w:pos="2520"/>
+        </w:tabs>
+        <w:ind w:start="2520" w:hanging="360"/>
+      </w:pPr>
+      <w:rPr/>
+    </w:lvl>
+    <w:lvl w:ilvl="6">
+      <w:start w:val="1"/>
+      <w:numFmt w:val="decimal"/>
+      <w:lvlText w:val="%7."/>
+      <w:lvlJc w:val="start"/>
+      <w:pPr>
+        <w:tabs>
+          <w:tab w:val="num" w:pos="2880"/>
+        </w:tabs>
+        <w:ind w:start="2880" w:hanging="360"/>
+      </w:pPr>
+      <w:rPr/>
+    </w:lvl>
+    <w:lvl w:ilvl="7">
+      <w:start w:val="1"/>
+      <w:numFmt w:val="decimal"/>
+      <w:lvlText w:val="%8."/>
+      <w:lvlJc w:val="start"/>
+      <w:pPr>
+        <w:tabs>
+          <w:tab w:val="num" w:pos="3240"/>
+        </w:tabs>
+        <w:ind w:start="3240" w:hanging="360"/>
+      </w:pPr>
+      <w:rPr/>
+    </w:lvl>
+    <w:lvl w:ilvl="8">
+      <w:start w:val="1"/>
+      <w:numFmt w:val="decimal"/>
+      <w:lvlText w:val="%9."/>
+      <w:lvlJc w:val="start"/>
+      <w:pPr>
+        <w:tabs>
+          <w:tab w:val="num" w:pos="3600"/>
+        </w:tabs>
+        <w:ind w:start="3600" w:hanging="360"/>
+      </w:pPr>
+      <w:rPr/>
+    </w:lvl>
+  </w:abstractNum>
+  <w:abstractNum w:abstractNumId="5">
+    <w:lvl w:ilvl="0">
       <w:start w:val="1"/>
       <w:numFmt w:val="none"/>
       <w:suff w:val="nothing"/>
@@ -2568,7 +2862,7 @@
         <w:ind w:start="0" w:hanging="0"/>
       </w:pPr>
     </w:lvl>
-    <w:lvl w:ilvl="2">
+    <w:lvl w:ilvl="1">
       <w:start w:val="1"/>
       <w:numFmt w:val="none"/>
       <w:suff w:val="nothing"/>
@@ -2581,7 +2875,7 @@
         <w:ind w:start="0" w:hanging="0"/>
       </w:pPr>
     </w:lvl>
-    <w:lvl w:ilvl="3">
+    <w:lvl w:ilvl="2">
       <w:start w:val="1"/>
       <w:numFmt w:val="none"/>
       <w:suff w:val="nothing"/>
@@ -2594,7 +2888,7 @@
         <w:ind w:start="0" w:hanging="0"/>
       </w:pPr>
     </w:lvl>
-    <w:lvl w:ilvl="4">
+    <w:lvl w:ilvl="3">
       <w:start w:val="1"/>
       <w:numFmt w:val="none"/>
       <w:suff w:val="nothing"/>
@@ -2607,7 +2901,7 @@
         <w:ind w:start="0" w:hanging="0"/>
       </w:pPr>
     </w:lvl>
-    <w:lvl w:ilvl="5">
+    <w:lvl w:ilvl="4">
       <w:start w:val="1"/>
       <w:numFmt w:val="none"/>
       <w:suff w:val="nothing"/>
@@ -2620,7 +2914,7 @@
         <w:ind w:start="0" w:hanging="0"/>
       </w:pPr>
     </w:lvl>
-    <w:lvl w:ilvl="6">
+    <w:lvl w:ilvl="5">
       <w:start w:val="1"/>
       <w:numFmt w:val="none"/>
       <w:suff w:val="nothing"/>
@@ -2633,7 +2927,7 @@
         <w:ind w:start="0" w:hanging="0"/>
       </w:pPr>
     </w:lvl>
-    <w:lvl w:ilvl="7">
+    <w:lvl w:ilvl="6">
       <w:start w:val="1"/>
       <w:numFmt w:val="none"/>
       <w:suff w:val="nothing"/>
@@ -2646,7 +2940,7 @@
         <w:ind w:start="0" w:hanging="0"/>
       </w:pPr>
     </w:lvl>
-    <w:lvl w:ilvl="8">
+    <w:lvl w:ilvl="7">
       <w:start w:val="1"/>
       <w:numFmt w:val="none"/>
       <w:suff w:val="nothing"/>
@@ -2659,13 +2953,11 @@
         <w:ind w:start="0" w:hanging="0"/>
       </w:pPr>
     </w:lvl>
-  </w:abstractNum>
-  <w:abstractNum w:abstractNumId="2">
-    <w:lvl w:ilvl="0">
+    <w:lvl w:ilvl="8">
       <w:start w:val="1"/>
       <w:numFmt w:val="none"/>
       <w:suff w:val="nothing"/>
-      <w:lvlText w:val="%1"/>
+      <w:lvlText w:val=""/>
       <w:lvlJc w:val="start"/>
       <w:pPr>
         <w:tabs>
@@ -2673,476 +2965,6 @@
         </w:tabs>
         <w:ind w:start="0" w:hanging="0"/>
       </w:pPr>
-      <w:rPr/>
-    </w:lvl>
-    <w:lvl w:ilvl="1">
-      <w:start w:val="1"/>
-      <w:numFmt w:val="none"/>
-      <w:suff w:val="nothing"/>
-      <w:lvlText w:val="%2"/>
-      <w:lvlJc w:val="start"/>
-      <w:pPr>
-        <w:tabs>
-          <w:tab w:val="num" w:pos="0"/>
-        </w:tabs>
-        <w:ind w:start="0" w:hanging="0"/>
-      </w:pPr>
-      <w:rPr/>
-    </w:lvl>
-    <w:lvl w:ilvl="2">
-      <w:start w:val="1"/>
-      <w:numFmt w:val="none"/>
-      <w:suff w:val="nothing"/>
-      <w:lvlText w:val="%3"/>
-      <w:lvlJc w:val="start"/>
-      <w:pPr>
-        <w:tabs>
-          <w:tab w:val="num" w:pos="0"/>
-        </w:tabs>
-        <w:ind w:start="0" w:hanging="0"/>
-      </w:pPr>
-      <w:rPr/>
-    </w:lvl>
-    <w:lvl w:ilvl="3">
-      <w:start w:val="1"/>
-      <w:numFmt w:val="none"/>
-      <w:suff w:val="nothing"/>
-      <w:lvlText w:val="%4"/>
-      <w:lvlJc w:val="start"/>
-      <w:pPr>
-        <w:tabs>
-          <w:tab w:val="num" w:pos="0"/>
-        </w:tabs>
-        <w:ind w:start="0" w:hanging="0"/>
-      </w:pPr>
-      <w:rPr/>
-    </w:lvl>
-    <w:lvl w:ilvl="4">
-      <w:start w:val="1"/>
-      <w:numFmt w:val="none"/>
-      <w:suff w:val="nothing"/>
-      <w:lvlText w:val="%5"/>
-      <w:lvlJc w:val="start"/>
-      <w:pPr>
-        <w:tabs>
-          <w:tab w:val="num" w:pos="0"/>
-        </w:tabs>
-        <w:ind w:start="0" w:hanging="0"/>
-      </w:pPr>
-      <w:rPr/>
-    </w:lvl>
-    <w:lvl w:ilvl="5">
-      <w:start w:val="1"/>
-      <w:numFmt w:val="none"/>
-      <w:suff w:val="nothing"/>
-      <w:lvlText w:val="%6"/>
-      <w:lvlJc w:val="start"/>
-      <w:pPr>
-        <w:tabs>
-          <w:tab w:val="num" w:pos="0"/>
-        </w:tabs>
-        <w:ind w:start="0" w:hanging="0"/>
-      </w:pPr>
-      <w:rPr/>
-    </w:lvl>
-    <w:lvl w:ilvl="6">
-      <w:start w:val="1"/>
-      <w:numFmt w:val="none"/>
-      <w:suff w:val="nothing"/>
-      <w:lvlText w:val="%7"/>
-      <w:lvlJc w:val="start"/>
-      <w:pPr>
-        <w:tabs>
-          <w:tab w:val="num" w:pos="0"/>
-        </w:tabs>
-        <w:ind w:start="0" w:hanging="0"/>
-      </w:pPr>
-      <w:rPr/>
-    </w:lvl>
-    <w:lvl w:ilvl="7">
-      <w:start w:val="1"/>
-      <w:numFmt w:val="none"/>
-      <w:suff w:val="nothing"/>
-      <w:lvlText w:val="%8"/>
-      <w:lvlJc w:val="start"/>
-      <w:pPr>
-        <w:tabs>
-          <w:tab w:val="num" w:pos="0"/>
-        </w:tabs>
-        <w:ind w:start="0" w:hanging="0"/>
-      </w:pPr>
-      <w:rPr/>
-    </w:lvl>
-    <w:lvl w:ilvl="8">
-      <w:start w:val="1"/>
-      <w:numFmt w:val="none"/>
-      <w:suff w:val="nothing"/>
-      <w:lvlText w:val="%9"/>
-      <w:lvlJc w:val="start"/>
-      <w:pPr>
-        <w:tabs>
-          <w:tab w:val="num" w:pos="0"/>
-        </w:tabs>
-        <w:ind w:start="0" w:hanging="0"/>
-      </w:pPr>
-      <w:rPr/>
-    </w:lvl>
-  </w:abstractNum>
-  <w:abstractNum w:abstractNumId="3">
-    <w:lvl w:ilvl="0">
-      <w:start w:val="1"/>
-      <w:numFmt w:val="decimal"/>
-      <w:lvlText w:val="%1."/>
-      <w:lvlJc w:val="start"/>
-      <w:pPr>
-        <w:tabs>
-          <w:tab w:val="num" w:pos="720"/>
-        </w:tabs>
-        <w:ind w:start="720" w:hanging="360"/>
-      </w:pPr>
-      <w:rPr/>
-    </w:lvl>
-    <w:lvl w:ilvl="1">
-      <w:start w:val="1"/>
-      <w:numFmt w:val="decimal"/>
-      <w:lvlText w:val="%2."/>
-      <w:lvlJc w:val="start"/>
-      <w:pPr>
-        <w:tabs>
-          <w:tab w:val="num" w:pos="1080"/>
-        </w:tabs>
-        <w:ind w:start="1080" w:hanging="360"/>
-      </w:pPr>
-      <w:rPr/>
-    </w:lvl>
-    <w:lvl w:ilvl="2">
-      <w:start w:val="1"/>
-      <w:numFmt w:val="decimal"/>
-      <w:lvlText w:val="%3."/>
-      <w:lvlJc w:val="start"/>
-      <w:pPr>
-        <w:tabs>
-          <w:tab w:val="num" w:pos="1440"/>
-        </w:tabs>
-        <w:ind w:start="1440" w:hanging="360"/>
-      </w:pPr>
-      <w:rPr/>
-    </w:lvl>
-    <w:lvl w:ilvl="3">
-      <w:start w:val="1"/>
-      <w:numFmt w:val="decimal"/>
-      <w:lvlText w:val="%4."/>
-      <w:lvlJc w:val="start"/>
-      <w:pPr>
-        <w:tabs>
-          <w:tab w:val="num" w:pos="1800"/>
-        </w:tabs>
-        <w:ind w:start="1800" w:hanging="360"/>
-      </w:pPr>
-      <w:rPr/>
-    </w:lvl>
-    <w:lvl w:ilvl="4">
-      <w:start w:val="1"/>
-      <w:numFmt w:val="decimal"/>
-      <w:lvlText w:val="%5."/>
-      <w:lvlJc w:val="start"/>
-      <w:pPr>
-        <w:tabs>
-          <w:tab w:val="num" w:pos="2160"/>
-        </w:tabs>
-        <w:ind w:start="2160" w:hanging="360"/>
-      </w:pPr>
-      <w:rPr/>
-    </w:lvl>
-    <w:lvl w:ilvl="5">
-      <w:start w:val="1"/>
-      <w:numFmt w:val="decimal"/>
-      <w:lvlText w:val="%6."/>
-      <w:lvlJc w:val="start"/>
-      <w:pPr>
-        <w:tabs>
-          <w:tab w:val="num" w:pos="2520"/>
-        </w:tabs>
-        <w:ind w:start="2520" w:hanging="360"/>
-      </w:pPr>
-      <w:rPr/>
-    </w:lvl>
-    <w:lvl w:ilvl="6">
-      <w:start w:val="1"/>
-      <w:numFmt w:val="decimal"/>
-      <w:lvlText w:val="%7."/>
-      <w:lvlJc w:val="start"/>
-      <w:pPr>
-        <w:tabs>
-          <w:tab w:val="num" w:pos="2880"/>
-        </w:tabs>
-        <w:ind w:start="2880" w:hanging="360"/>
-      </w:pPr>
-      <w:rPr/>
-    </w:lvl>
-    <w:lvl w:ilvl="7">
-      <w:start w:val="1"/>
-      <w:numFmt w:val="decimal"/>
-      <w:lvlText w:val="%8."/>
-      <w:lvlJc w:val="start"/>
-      <w:pPr>
-        <w:tabs>
-          <w:tab w:val="num" w:pos="3240"/>
-        </w:tabs>
-        <w:ind w:start="3240" w:hanging="360"/>
-      </w:pPr>
-      <w:rPr/>
-    </w:lvl>
-    <w:lvl w:ilvl="8">
-      <w:start w:val="1"/>
-      <w:numFmt w:val="decimal"/>
-      <w:lvlText w:val="%9."/>
-      <w:lvlJc w:val="start"/>
-      <w:pPr>
-        <w:tabs>
-          <w:tab w:val="num" w:pos="3600"/>
-        </w:tabs>
-        <w:ind w:start="3600" w:hanging="360"/>
-      </w:pPr>
-      <w:rPr/>
-    </w:lvl>
-  </w:abstractNum>
-  <w:abstractNum w:abstractNumId="4">
-    <w:lvl w:ilvl="0">
-      <w:start w:val="1"/>
-      <w:numFmt w:val="decimal"/>
-      <w:lvlText w:val="%1."/>
-      <w:lvlJc w:val="start"/>
-      <w:pPr>
-        <w:tabs>
-          <w:tab w:val="num" w:pos="720"/>
-        </w:tabs>
-        <w:ind w:start="720" w:hanging="360"/>
-      </w:pPr>
-      <w:rPr/>
-    </w:lvl>
-    <w:lvl w:ilvl="1">
-      <w:start w:val="1"/>
-      <w:numFmt w:val="decimal"/>
-      <w:lvlText w:val="%2."/>
-      <w:lvlJc w:val="start"/>
-      <w:pPr>
-        <w:tabs>
-          <w:tab w:val="num" w:pos="1080"/>
-        </w:tabs>
-        <w:ind w:start="1080" w:hanging="360"/>
-      </w:pPr>
-      <w:rPr/>
-    </w:lvl>
-    <w:lvl w:ilvl="2">
-      <w:start w:val="1"/>
-      <w:numFmt w:val="decimal"/>
-      <w:lvlText w:val="%3."/>
-      <w:lvlJc w:val="start"/>
-      <w:pPr>
-        <w:tabs>
-          <w:tab w:val="num" w:pos="1440"/>
-        </w:tabs>
-        <w:ind w:start="1440" w:hanging="360"/>
-      </w:pPr>
-      <w:rPr/>
-    </w:lvl>
-    <w:lvl w:ilvl="3">
-      <w:start w:val="1"/>
-      <w:numFmt w:val="decimal"/>
-      <w:lvlText w:val="%4."/>
-      <w:lvlJc w:val="start"/>
-      <w:pPr>
-        <w:tabs>
-          <w:tab w:val="num" w:pos="1800"/>
-        </w:tabs>
-        <w:ind w:start="1800" w:hanging="360"/>
-      </w:pPr>
-      <w:rPr/>
-    </w:lvl>
-    <w:lvl w:ilvl="4">
-      <w:start w:val="1"/>
-      <w:numFmt w:val="decimal"/>
-      <w:lvlText w:val="%5."/>
-      <w:lvlJc w:val="start"/>
-      <w:pPr>
-        <w:tabs>
-          <w:tab w:val="num" w:pos="2160"/>
-        </w:tabs>
-        <w:ind w:start="2160" w:hanging="360"/>
-      </w:pPr>
-      <w:rPr/>
-    </w:lvl>
-    <w:lvl w:ilvl="5">
-      <w:start w:val="1"/>
-      <w:numFmt w:val="decimal"/>
-      <w:lvlText w:val="%6."/>
-      <w:lvlJc w:val="start"/>
-      <w:pPr>
-        <w:tabs>
-          <w:tab w:val="num" w:pos="2520"/>
-        </w:tabs>
-        <w:ind w:start="2520" w:hanging="360"/>
-      </w:pPr>
-      <w:rPr/>
-    </w:lvl>
-    <w:lvl w:ilvl="6">
-      <w:start w:val="1"/>
-      <w:numFmt w:val="decimal"/>
-      <w:lvlText w:val="%7."/>
-      <w:lvlJc w:val="start"/>
-      <w:pPr>
-        <w:tabs>
-          <w:tab w:val="num" w:pos="2880"/>
-        </w:tabs>
-        <w:ind w:start="2880" w:hanging="360"/>
-      </w:pPr>
-      <w:rPr/>
-    </w:lvl>
-    <w:lvl w:ilvl="7">
-      <w:start w:val="1"/>
-      <w:numFmt w:val="decimal"/>
-      <w:lvlText w:val="%8."/>
-      <w:lvlJc w:val="start"/>
-      <w:pPr>
-        <w:tabs>
-          <w:tab w:val="num" w:pos="3240"/>
-        </w:tabs>
-        <w:ind w:start="3240" w:hanging="360"/>
-      </w:pPr>
-      <w:rPr/>
-    </w:lvl>
-    <w:lvl w:ilvl="8">
-      <w:start w:val="1"/>
-      <w:numFmt w:val="decimal"/>
-      <w:lvlText w:val="%9."/>
-      <w:lvlJc w:val="start"/>
-      <w:pPr>
-        <w:tabs>
-          <w:tab w:val="num" w:pos="3600"/>
-        </w:tabs>
-        <w:ind w:start="3600" w:hanging="360"/>
-      </w:pPr>
-      <w:rPr/>
-    </w:lvl>
-  </w:abstractNum>
-  <w:abstractNum w:abstractNumId="5">
-    <w:lvl w:ilvl="0">
-      <w:start w:val="1"/>
-      <w:numFmt w:val="decimal"/>
-      <w:lvlText w:val="%1."/>
-      <w:lvlJc w:val="start"/>
-      <w:pPr>
-        <w:tabs>
-          <w:tab w:val="num" w:pos="720"/>
-        </w:tabs>
-        <w:ind w:start="720" w:hanging="360"/>
-      </w:pPr>
-      <w:rPr/>
-    </w:lvl>
-    <w:lvl w:ilvl="1">
-      <w:start w:val="1"/>
-      <w:numFmt w:val="decimal"/>
-      <w:lvlText w:val="%2."/>
-      <w:lvlJc w:val="start"/>
-      <w:pPr>
-        <w:tabs>
-          <w:tab w:val="num" w:pos="1080"/>
-        </w:tabs>
-        <w:ind w:start="1080" w:hanging="360"/>
-      </w:pPr>
-      <w:rPr/>
-    </w:lvl>
-    <w:lvl w:ilvl="2">
-      <w:start w:val="1"/>
-      <w:numFmt w:val="decimal"/>
-      <w:lvlText w:val="%3."/>
-      <w:lvlJc w:val="start"/>
-      <w:pPr>
-        <w:tabs>
-          <w:tab w:val="num" w:pos="1440"/>
-        </w:tabs>
-        <w:ind w:start="1440" w:hanging="360"/>
-      </w:pPr>
-      <w:rPr/>
-    </w:lvl>
-    <w:lvl w:ilvl="3">
-      <w:start w:val="1"/>
-      <w:numFmt w:val="decimal"/>
-      <w:lvlText w:val="%4."/>
-      <w:lvlJc w:val="start"/>
-      <w:pPr>
-        <w:tabs>
-          <w:tab w:val="num" w:pos="1800"/>
-        </w:tabs>
-        <w:ind w:start="1800" w:hanging="360"/>
-      </w:pPr>
-      <w:rPr/>
-    </w:lvl>
-    <w:lvl w:ilvl="4">
-      <w:start w:val="1"/>
-      <w:numFmt w:val="decimal"/>
-      <w:lvlText w:val="%5."/>
-      <w:lvlJc w:val="start"/>
-      <w:pPr>
-        <w:tabs>
-          <w:tab w:val="num" w:pos="2160"/>
-        </w:tabs>
-        <w:ind w:start="2160" w:hanging="360"/>
-      </w:pPr>
-      <w:rPr/>
-    </w:lvl>
-    <w:lvl w:ilvl="5">
-      <w:start w:val="1"/>
-      <w:numFmt w:val="decimal"/>
-      <w:lvlText w:val="%6."/>
-      <w:lvlJc w:val="start"/>
-      <w:pPr>
-        <w:tabs>
-          <w:tab w:val="num" w:pos="2520"/>
-        </w:tabs>
-        <w:ind w:start="2520" w:hanging="360"/>
-      </w:pPr>
-      <w:rPr/>
-    </w:lvl>
-    <w:lvl w:ilvl="6">
-      <w:start w:val="1"/>
-      <w:numFmt w:val="decimal"/>
-      <w:lvlText w:val="%7."/>
-      <w:lvlJc w:val="start"/>
-      <w:pPr>
-        <w:tabs>
-          <w:tab w:val="num" w:pos="2880"/>
-        </w:tabs>
-        <w:ind w:start="2880" w:hanging="360"/>
-      </w:pPr>
-      <w:rPr/>
-    </w:lvl>
-    <w:lvl w:ilvl="7">
-      <w:start w:val="1"/>
-      <w:numFmt w:val="decimal"/>
-      <w:lvlText w:val="%8."/>
-      <w:lvlJc w:val="start"/>
-      <w:pPr>
-        <w:tabs>
-          <w:tab w:val="num" w:pos="3240"/>
-        </w:tabs>
-        <w:ind w:start="3240" w:hanging="360"/>
-      </w:pPr>
-      <w:rPr/>
-    </w:lvl>
-    <w:lvl w:ilvl="8">
-      <w:start w:val="1"/>
-      <w:numFmt w:val="decimal"/>
-      <w:lvlText w:val="%9."/>
-      <w:lvlJc w:val="start"/>
-      <w:pPr>
-        <w:tabs>
-          <w:tab w:val="num" w:pos="3600"/>
-        </w:tabs>
-        <w:ind w:start="3600" w:hanging="360"/>
-      </w:pPr>
-      <w:rPr/>
     </w:lvl>
   </w:abstractNum>
   <w:num w:numId="1">
@@ -3209,7 +3031,7 @@
     <w:pPr>
       <w:numPr>
         <w:ilvl w:val="0"/>
-        <w:numId w:val="2"/>
+        <w:numId w:val="1"/>
       </w:numPr>
       <w:spacing w:before="240" w:after="120"/>
       <w:outlineLvl w:val="0"/>

--- a/habsm-9840-MAK-THKA/HABSM-2601-FL-forTransmission.docx
+++ b/habsm-9840-MAK-THKA/HABSM-2601-FL-forTransmission.docx
@@ -1235,7 +1235,7 @@
           <w:szCs w:val="20"/>
           <w:u w:val="none"/>
         </w:rPr>
-        <w:t xml:space="preserve"> are not traceable, please also find the following documents to enable you to issue Duplicate Certificates for the purpose of transmission.</w:t>
+        <w:t xml:space="preserve"> are not traceable, please find the following documents to enable you to issue Duplicate Certificates for the purpose of transmission.</w:t>
       </w:r>
     </w:p>
     <w:p>
@@ -1415,7 +1415,31 @@
           <w:szCs w:val="20"/>
           <w:u w:val="none"/>
         </w:rPr>
-        <w:t>Publication in Leading Newspapers (one in Urdu and other in English) notifying the loss of Share Certificates:</w:t>
+        <w:t xml:space="preserve">Publication in Leading Newspapers </w:t>
+      </w:r>
+      <w:r>
+        <w:rPr>
+          <w:b w:val="false"/>
+          <w:strike w:val="false"/>
+          <w:dstrike w:val="false"/>
+          <w:color w:val="auto"/>
+          <w:sz w:val="20"/>
+          <w:szCs w:val="20"/>
+          <w:u w:val="none"/>
+        </w:rPr>
+        <w:t xml:space="preserve">date 14-May-2026 </w:t>
+      </w:r>
+      <w:r>
+        <w:rPr>
+          <w:b w:val="false"/>
+          <w:strike w:val="false"/>
+          <w:dstrike w:val="false"/>
+          <w:color w:val="auto"/>
+          <w:sz w:val="20"/>
+          <w:szCs w:val="20"/>
+          <w:u w:val="none"/>
+        </w:rPr>
+        <w:t>(one in Urdu and other in English) notifying the loss of Share Certificates:</w:t>
       </w:r>
     </w:p>
     <w:p>
@@ -1452,31 +1476,7 @@
           <w:szCs w:val="20"/>
           <w:u w:val="none"/>
         </w:rPr>
-        <w:t>Urdu:</w:t>
-      </w:r>
-      <w:r>
-        <w:rPr>
-          <w:b w:val="false"/>
-          <w:strike w:val="false"/>
-          <w:dstrike w:val="false"/>
-          <w:color w:val="auto"/>
-          <w:sz w:val="20"/>
-          <w:szCs w:val="20"/>
-          <w:u w:val="none"/>
-        </w:rPr>
-        <w:t xml:space="preserve"> </w:t>
-      </w:r>
-      <w:r>
-        <w:rPr>
-          <w:b w:val="false"/>
-          <w:strike w:val="false"/>
-          <w:dstrike w:val="false"/>
-          <w:color w:val="auto"/>
-          <w:sz w:val="20"/>
-          <w:szCs w:val="20"/>
-          <w:u w:val="none"/>
-        </w:rPr>
-        <w:t>Express News, page number 4, column number 3;</w:t>
+        <w:t>Urdu: Express News, page number 4, column number 3;</w:t>
       </w:r>
     </w:p>
     <w:p>
@@ -1513,31 +1513,7 @@
           <w:szCs w:val="20"/>
           <w:u w:val="none"/>
         </w:rPr>
-        <w:t>English:</w:t>
-      </w:r>
-      <w:r>
-        <w:rPr>
-          <w:b w:val="false"/>
-          <w:strike w:val="false"/>
-          <w:dstrike w:val="false"/>
-          <w:color w:val="auto"/>
-          <w:sz w:val="20"/>
-          <w:szCs w:val="20"/>
-          <w:u w:val="none"/>
-        </w:rPr>
-        <w:t xml:space="preserve"> </w:t>
-      </w:r>
-      <w:r>
-        <w:rPr>
-          <w:b w:val="false"/>
-          <w:strike w:val="false"/>
-          <w:dstrike w:val="false"/>
-          <w:color w:val="auto"/>
-          <w:sz w:val="20"/>
-          <w:szCs w:val="20"/>
-          <w:u w:val="none"/>
-        </w:rPr>
-        <w:t>The Nation page number 4, column number 2.</w:t>
+        <w:t>English: The Nation page number 4, column number 2.</w:t>
       </w:r>
     </w:p>
     <w:p>
@@ -2145,7 +2121,10 @@
                   </w:rPr>
                 </w:pPr>
                 <w:r>
-                  <w:rPr/>
+                  <w:rPr>
+                    <w:sz w:val="18"/>
+                    <w:szCs w:val="18"/>
+                  </w:rPr>
                 </w:r>
               </w:p>
             </w:tc>
@@ -2165,7 +2144,10 @@
                   </w:rPr>
                 </w:pPr>
                 <w:r>
-                  <w:rPr/>
+                  <w:rPr>
+                    <w:sz w:val="18"/>
+                    <w:szCs w:val="18"/>
+                  </w:rPr>
                 </w:r>
               </w:p>
             </w:tc>
@@ -2300,7 +2282,10 @@
                   </w:rPr>
                 </w:pPr>
                 <w:r>
-                  <w:rPr/>
+                  <w:rPr>
+                    <w:sz w:val="18"/>
+                    <w:szCs w:val="18"/>
+                  </w:rPr>
                 </w:r>
               </w:p>
             </w:tc>
@@ -2320,7 +2305,10 @@
                   </w:rPr>
                 </w:pPr>
                 <w:r>
-                  <w:rPr/>
+                  <w:rPr>
+                    <w:sz w:val="18"/>
+                    <w:szCs w:val="18"/>
+                  </w:rPr>
                 </w:r>
               </w:p>
             </w:tc>
@@ -3009,7 +2997,7 @@
     <w:pPr>
       <w:widowControl/>
       <w:suppressAutoHyphens w:val="true"/>
-      <w:overflowPunct w:val="true"/>
+      <w:overflowPunct w:val="false"/>
       <w:bidi w:val="0"/>
       <w:spacing w:before="0" w:after="0"/>
       <w:jc w:val="start"/>
@@ -3059,8 +3047,8 @@
       <w:bCs/>
     </w:rPr>
   </w:style>
-  <w:style w:type="character" w:styleId="Bullets">
-    <w:name w:val="Bullets"/>
+  <w:style w:type="character" w:styleId="Bulletsuser">
+    <w:name w:val="Bullets (user)"/>
     <w:qFormat/>
     <w:rPr>
       <w:rFonts w:ascii="OpenSymbol" w:hAnsi="OpenSymbol" w:eastAsia="OpenSymbol" w:cs="OpenSymbol"/>
@@ -3136,7 +3124,7 @@
     <w:pPr>
       <w:widowControl/>
       <w:suppressAutoHyphens w:val="true"/>
-      <w:overflowPunct w:val="true"/>
+      <w:overflowPunct w:val="false"/>
       <w:bidi w:val="0"/>
       <w:spacing w:before="0" w:after="0"/>
       <w:jc w:val="start"/>

--- a/habsm-9840-MAK-THKA/HABSM-2601-FL-forTransmission.docx
+++ b/habsm-9840-MAK-THKA/HABSM-2601-FL-forTransmission.docx
@@ -192,7 +192,7 @@
           <w:szCs w:val="20"/>
           <w:u w:val="none"/>
         </w:rPr>
-        <w:t>May 29, 2026</w:t>
+        <w:t>June 1, 2026</w:t>
       </w:r>
       <w:r>
         <w:rPr>
@@ -1415,31 +1415,7 @@
           <w:szCs w:val="20"/>
           <w:u w:val="none"/>
         </w:rPr>
-        <w:t xml:space="preserve">Publication in Leading Newspapers </w:t>
-      </w:r>
-      <w:r>
-        <w:rPr>
-          <w:b w:val="false"/>
-          <w:strike w:val="false"/>
-          <w:dstrike w:val="false"/>
-          <w:color w:val="auto"/>
-          <w:sz w:val="20"/>
-          <w:szCs w:val="20"/>
-          <w:u w:val="none"/>
-        </w:rPr>
-        <w:t xml:space="preserve">date 14-May-2026 </w:t>
-      </w:r>
-      <w:r>
-        <w:rPr>
-          <w:b w:val="false"/>
-          <w:strike w:val="false"/>
-          <w:dstrike w:val="false"/>
-          <w:color w:val="auto"/>
-          <w:sz w:val="20"/>
-          <w:szCs w:val="20"/>
-          <w:u w:val="none"/>
-        </w:rPr>
-        <w:t>(one in Urdu and other in English) notifying the loss of Share Certificates:</w:t>
+        <w:t>Publication in Leading Newspapers date 14-May-2026 (one in Urdu and other in English) notifying the loss of Share Certificates:</w:t>
       </w:r>
     </w:p>
     <w:p>
@@ -2029,150 +2005,6 @@
 
 <file path=word/footer2.xml><?xml version="1.0" encoding="utf-8"?>
 <w:ftr xmlns:o="urn:schemas-microsoft-com:office:office" xmlns:r="http://schemas.openxmlformats.org/officeDocument/2006/relationships" xmlns:v="urn:schemas-microsoft-com:vml" xmlns:w="http://schemas.openxmlformats.org/wordprocessingml/2006/main" xmlns:w10="urn:schemas-microsoft-com:office:word" xmlns:wp="http://schemas.openxmlformats.org/drawingml/2006/wordprocessingDrawing" xmlns:pic="http://schemas.openxmlformats.org/drawingml/2006/picture" xmlns:wps="http://schemas.microsoft.com/office/word/2010/wordprocessingShape" xmlns:wpg="http://schemas.microsoft.com/office/word/2010/wordprocessingGroup" xmlns:mc="http://schemas.openxmlformats.org/markup-compatibility/2006" xmlns:wp14="http://schemas.microsoft.com/office/word/2010/wordprocessingDrawing" xmlns:w14="http://schemas.microsoft.com/office/word/2010/wordml" xmlns:w15="http://schemas.microsoft.com/office/word/2012/wordml" mc:Ignorable="w14 wp14 w15">
-  <w:tbl>
-    <w:tblPr>
-      <w:tblW w:w="5000" w:type="pct"/>
-      <w:jc w:val="start"/>
-      <w:tblInd w:w="0" w:type="dxa"/>
-      <w:tblLayout w:type="fixed"/>
-      <w:tblCellMar>
-        <w:top w:w="29" w:type="dxa"/>
-        <w:start w:w="29" w:type="dxa"/>
-        <w:bottom w:w="29" w:type="dxa"/>
-        <w:end w:w="29" w:type="dxa"/>
-      </w:tblCellMar>
-    </w:tblPr>
-    <w:tblGrid>
-      <w:gridCol w:w="5111"/>
-      <w:gridCol w:w="5113"/>
-    </w:tblGrid>
-    <w:tr>
-      <w:trPr/>
-      <w:tc>
-        <w:tcPr>
-          <w:tcW w:w="5111" w:type="dxa"/>
-          <w:tcBorders/>
-        </w:tcPr>
-        <w:p>
-          <w:pPr>
-            <w:pStyle w:val="Default"/>
-            <w:tabs>
-              <w:tab w:val="clear" w:pos="709"/>
-              <w:tab w:val="left" w:pos="400" w:leader="none"/>
-            </w:tabs>
-            <w:bidi w:val="0"/>
-            <w:jc w:val="start"/>
-            <w:rPr>
-              <w:rFonts w:ascii="Arial" w:hAnsi="Arial"/>
-              <w:i w:val="false"/>
-              <w:caps w:val="false"/>
-              <w:smallCaps w:val="false"/>
-              <w:color w:val="auto"/>
-            </w:rPr>
-          </w:pPr>
-          <w:r>
-            <w:rPr>
-              <w:rFonts w:ascii="Arial" w:hAnsi="Arial"/>
-              <w:i w:val="false"/>
-              <w:caps w:val="false"/>
-              <w:smallCaps w:val="false"/>
-              <w:color w:val="auto"/>
-            </w:rPr>
-          </w:r>
-        </w:p>
-      </w:tc>
-      <w:tc>
-        <w:tcPr>
-          <w:tcW w:w="5113" w:type="dxa"/>
-          <w:tcBorders/>
-        </w:tcPr>
-        <w:tbl>
-          <w:tblPr>
-            <w:tblW w:w="5000" w:type="pct"/>
-            <w:jc w:val="start"/>
-            <w:tblInd w:w="0" w:type="dxa"/>
-            <w:tblLayout w:type="fixed"/>
-            <w:tblCellMar>
-              <w:top w:w="29" w:type="dxa"/>
-              <w:start w:w="29" w:type="dxa"/>
-              <w:bottom w:w="29" w:type="dxa"/>
-              <w:end w:w="29" w:type="dxa"/>
-            </w:tblCellMar>
-          </w:tblPr>
-          <w:tblGrid>
-            <w:gridCol w:w="2527"/>
-            <w:gridCol w:w="2528"/>
-          </w:tblGrid>
-          <w:tr>
-            <w:trPr/>
-            <w:tc>
-              <w:tcPr>
-                <w:tcW w:w="2527" w:type="dxa"/>
-                <w:tcBorders/>
-              </w:tcPr>
-              <w:p>
-                <w:pPr>
-                  <w:pStyle w:val="TableContents"/>
-                  <w:jc w:val="end"/>
-                  <w:rPr>
-                    <w:rFonts w:ascii="Calibri" w:hAnsi="Calibri"/>
-                    <w:sz w:val="18"/>
-                    <w:szCs w:val="18"/>
-                  </w:rPr>
-                </w:pPr>
-                <w:r>
-                  <w:rPr>
-                    <w:sz w:val="18"/>
-                    <w:szCs w:val="18"/>
-                  </w:rPr>
-                </w:r>
-              </w:p>
-            </w:tc>
-            <w:tc>
-              <w:tcPr>
-                <w:tcW w:w="2528" w:type="dxa"/>
-                <w:tcBorders/>
-              </w:tcPr>
-              <w:p>
-                <w:pPr>
-                  <w:pStyle w:val="TableContents"/>
-                  <w:jc w:val="end"/>
-                  <w:rPr>
-                    <w:rFonts w:ascii="Calibri" w:hAnsi="Calibri"/>
-                    <w:sz w:val="18"/>
-                    <w:szCs w:val="18"/>
-                  </w:rPr>
-                </w:pPr>
-                <w:r>
-                  <w:rPr>
-                    <w:sz w:val="18"/>
-                    <w:szCs w:val="18"/>
-                  </w:rPr>
-                </w:r>
-              </w:p>
-            </w:tc>
-          </w:tr>
-        </w:tbl>
-        <w:p>
-          <w:pPr>
-            <w:pStyle w:val="TableContents"/>
-            <w:bidi w:val="0"/>
-            <w:jc w:val="start"/>
-            <w:rPr>
-              <w:sz w:val="18"/>
-              <w:szCs w:val="18"/>
-            </w:rPr>
-          </w:pPr>
-          <w:r>
-            <w:rPr>
-              <w:sz w:val="18"/>
-              <w:szCs w:val="18"/>
-            </w:rPr>
-          </w:r>
-        </w:p>
-      </w:tc>
-    </w:tr>
-  </w:tbl>
   <w:p>
     <w:pPr>
       <w:pStyle w:val="Footer"/>
@@ -2190,150 +2022,6 @@
 
 <file path=word/footer3.xml><?xml version="1.0" encoding="utf-8"?>
 <w:ftr xmlns:o="urn:schemas-microsoft-com:office:office" xmlns:r="http://schemas.openxmlformats.org/officeDocument/2006/relationships" xmlns:v="urn:schemas-microsoft-com:vml" xmlns:w="http://schemas.openxmlformats.org/wordprocessingml/2006/main" xmlns:w10="urn:schemas-microsoft-com:office:word" xmlns:wp="http://schemas.openxmlformats.org/drawingml/2006/wordprocessingDrawing" xmlns:pic="http://schemas.openxmlformats.org/drawingml/2006/picture" xmlns:wps="http://schemas.microsoft.com/office/word/2010/wordprocessingShape" xmlns:wpg="http://schemas.microsoft.com/office/word/2010/wordprocessingGroup" xmlns:mc="http://schemas.openxmlformats.org/markup-compatibility/2006" xmlns:wp14="http://schemas.microsoft.com/office/word/2010/wordprocessingDrawing" xmlns:w14="http://schemas.microsoft.com/office/word/2010/wordml" xmlns:w15="http://schemas.microsoft.com/office/word/2012/wordml" mc:Ignorable="w14 wp14 w15">
-  <w:tbl>
-    <w:tblPr>
-      <w:tblW w:w="5000" w:type="pct"/>
-      <w:jc w:val="start"/>
-      <w:tblInd w:w="0" w:type="dxa"/>
-      <w:tblLayout w:type="fixed"/>
-      <w:tblCellMar>
-        <w:top w:w="29" w:type="dxa"/>
-        <w:start w:w="29" w:type="dxa"/>
-        <w:bottom w:w="29" w:type="dxa"/>
-        <w:end w:w="29" w:type="dxa"/>
-      </w:tblCellMar>
-    </w:tblPr>
-    <w:tblGrid>
-      <w:gridCol w:w="5111"/>
-      <w:gridCol w:w="5113"/>
-    </w:tblGrid>
-    <w:tr>
-      <w:trPr/>
-      <w:tc>
-        <w:tcPr>
-          <w:tcW w:w="5111" w:type="dxa"/>
-          <w:tcBorders/>
-        </w:tcPr>
-        <w:p>
-          <w:pPr>
-            <w:pStyle w:val="Default"/>
-            <w:tabs>
-              <w:tab w:val="clear" w:pos="709"/>
-              <w:tab w:val="left" w:pos="400" w:leader="none"/>
-            </w:tabs>
-            <w:bidi w:val="0"/>
-            <w:jc w:val="start"/>
-            <w:rPr>
-              <w:rFonts w:ascii="Arial" w:hAnsi="Arial"/>
-              <w:i w:val="false"/>
-              <w:caps w:val="false"/>
-              <w:smallCaps w:val="false"/>
-              <w:color w:val="auto"/>
-            </w:rPr>
-          </w:pPr>
-          <w:r>
-            <w:rPr>
-              <w:rFonts w:ascii="Arial" w:hAnsi="Arial"/>
-              <w:i w:val="false"/>
-              <w:caps w:val="false"/>
-              <w:smallCaps w:val="false"/>
-              <w:color w:val="auto"/>
-            </w:rPr>
-          </w:r>
-        </w:p>
-      </w:tc>
-      <w:tc>
-        <w:tcPr>
-          <w:tcW w:w="5113" w:type="dxa"/>
-          <w:tcBorders/>
-        </w:tcPr>
-        <w:tbl>
-          <w:tblPr>
-            <w:tblW w:w="5000" w:type="pct"/>
-            <w:jc w:val="start"/>
-            <w:tblInd w:w="0" w:type="dxa"/>
-            <w:tblLayout w:type="fixed"/>
-            <w:tblCellMar>
-              <w:top w:w="29" w:type="dxa"/>
-              <w:start w:w="29" w:type="dxa"/>
-              <w:bottom w:w="29" w:type="dxa"/>
-              <w:end w:w="29" w:type="dxa"/>
-            </w:tblCellMar>
-          </w:tblPr>
-          <w:tblGrid>
-            <w:gridCol w:w="2527"/>
-            <w:gridCol w:w="2528"/>
-          </w:tblGrid>
-          <w:tr>
-            <w:trPr/>
-            <w:tc>
-              <w:tcPr>
-                <w:tcW w:w="2527" w:type="dxa"/>
-                <w:tcBorders/>
-              </w:tcPr>
-              <w:p>
-                <w:pPr>
-                  <w:pStyle w:val="TableContents"/>
-                  <w:jc w:val="end"/>
-                  <w:rPr>
-                    <w:rFonts w:ascii="Calibri" w:hAnsi="Calibri"/>
-                    <w:sz w:val="18"/>
-                    <w:szCs w:val="18"/>
-                  </w:rPr>
-                </w:pPr>
-                <w:r>
-                  <w:rPr>
-                    <w:sz w:val="18"/>
-                    <w:szCs w:val="18"/>
-                  </w:rPr>
-                </w:r>
-              </w:p>
-            </w:tc>
-            <w:tc>
-              <w:tcPr>
-                <w:tcW w:w="2528" w:type="dxa"/>
-                <w:tcBorders/>
-              </w:tcPr>
-              <w:p>
-                <w:pPr>
-                  <w:pStyle w:val="TableContents"/>
-                  <w:jc w:val="end"/>
-                  <w:rPr>
-                    <w:rFonts w:ascii="Calibri" w:hAnsi="Calibri"/>
-                    <w:sz w:val="18"/>
-                    <w:szCs w:val="18"/>
-                  </w:rPr>
-                </w:pPr>
-                <w:r>
-                  <w:rPr>
-                    <w:sz w:val="18"/>
-                    <w:szCs w:val="18"/>
-                  </w:rPr>
-                </w:r>
-              </w:p>
-            </w:tc>
-          </w:tr>
-        </w:tbl>
-        <w:p>
-          <w:pPr>
-            <w:pStyle w:val="TableContents"/>
-            <w:bidi w:val="0"/>
-            <w:jc w:val="start"/>
-            <w:rPr>
-              <w:sz w:val="18"/>
-              <w:szCs w:val="18"/>
-            </w:rPr>
-          </w:pPr>
-          <w:r>
-            <w:rPr>
-              <w:sz w:val="18"/>
-              <w:szCs w:val="18"/>
-            </w:rPr>
-          </w:r>
-        </w:p>
-      </w:tc>
-    </w:tr>
-  </w:tbl>
   <w:p>
     <w:pPr>
       <w:pStyle w:val="Footer"/>
@@ -2997,7 +2685,7 @@
     <w:pPr>
       <w:widowControl/>
       <w:suppressAutoHyphens w:val="true"/>
-      <w:overflowPunct w:val="false"/>
+      <w:overflowPunct w:val="true"/>
       <w:bidi w:val="0"/>
       <w:spacing w:before="0" w:after="0"/>
       <w:jc w:val="start"/>
@@ -3047,8 +2735,8 @@
       <w:bCs/>
     </w:rPr>
   </w:style>
-  <w:style w:type="character" w:styleId="Bulletsuser">
-    <w:name w:val="Bullets (user)"/>
+  <w:style w:type="character" w:styleId="Bullets">
+    <w:name w:val="Bullets"/>
     <w:qFormat/>
     <w:rPr>
       <w:rFonts w:ascii="OpenSymbol" w:hAnsi="OpenSymbol" w:eastAsia="OpenSymbol" w:cs="OpenSymbol"/>
@@ -3124,7 +2812,7 @@
     <w:pPr>
       <w:widowControl/>
       <w:suppressAutoHyphens w:val="true"/>
-      <w:overflowPunct w:val="false"/>
+      <w:overflowPunct w:val="true"/>
       <w:bidi w:val="0"/>
       <w:spacing w:before="0" w:after="0"/>
       <w:jc w:val="start"/>
